--- a/access/Response to the Reviewers.docx
+++ b/access/Response to the Reviewers.docx
@@ -72,7 +72,7 @@
         <w:t xml:space="preserve">Note on the highlighted manuscript.</w:t>
       </w:r>
       <w:r>
-        <w:t xml:space="preserve"> In the highlighted version of the manuscript, the changes made in response to Reviewer 2 are marked in yellow. Each marked passage begins with a tag in square brackets, for example [R2.1]. The tag refers to the numbered concern of Reviewer 2 in this letter (R2.1 to R2.5). Where only single words of a sentence were changed, the tag stands at the beginning of the sentence and only the changed words are highlighted. Revisions that do not relate to a specific concern of the reviewers are not highlighted. These are mainly language editing, corrections of individual values and references, and updated model diagrams. The running head was changed from “Safe RL for Free-Floating Space Robot Manipulators” to “Deep RL with Runtime Safety Monitoring for Free-Floating Space Manipulators” (R2.5). This change cannot be highlighted in the page header.</w:t>
+        <w:t xml:space="preserve"> In the highlighted version of the manuscript, the changes made in response to Reviewer 2 are marked in yellow. Each marked passage begins with a tag in square brackets, for example [R2.1]. The tag refers to the numbered concern of Reviewer 2 in this letter (R2.1 to R2.5). Where only single words of a sentence were changed, the tag stands at the beginning of the sentence and only the changed words are highlighted. Revisions that do not relate to a specific concern of the reviewers are not highlighted. These are mainly language editing, corrections of individual values and references, and updated model diagrams. The running head was changed from “Safe RL for Free-Floating Space Robot Manipulators” to “Benchmarking Deep RL With Runtime Safety Monitoring for Free-Floating Space Manipulators” (R2.5). This change cannot be highlighted in the page header.</w:t>
       </w:r>
     </w:p>
     <w:p>
